--- a/src/Parchment.Tests/Markdown/Renderers/ListBlockRendererTests.UpperRomanListUsesUpperRomanFormat.verified.docx
+++ b/src/Parchment.Tests/Markdown/Renderers/ListBlockRendererTests.UpperRomanListUsesUpperRomanFormat.verified.docx
@@ -27,8 +27,8 @@
       </w:r>
     </w:p>
     <w:sectPr>
-      <w:pgSz w:w="12240" w:h="15840"/>
-      <w:pgMar w:top="1440" w:right="1440" w:bottom="1440" w:left="1440" w:header="720" w:footer="720"/>
+      <w:pgSz w:w="6500" w:h="8000"/>
+      <w:pgMar w:top="500" w:right="500" w:bottom="500" w:left="500" w:header="720" w:footer="720"/>
     </w:sectPr>
   </w:body>
 </w:document>

--- a/src/Parchment.Tests/Markdown/Renderers/ListBlockRendererTests.UpperRomanListUsesUpperRomanFormat.verified.docx
+++ b/src/Parchment.Tests/Markdown/Renderers/ListBlockRendererTests.UpperRomanListUsesUpperRomanFormat.verified.docx
@@ -29,6 +29,12 @@
     <w:sectPr>
       <w:pgSz w:w="6500" w:h="8000"/>
       <w:pgMar w:top="500" w:right="500" w:bottom="500" w:left="500" w:header="720" w:footer="720"/>
+      <w:pgBorders w:zOrder="front" w:display="allPages" w:offsetFrom="page">
+        <w:top w:val="single" w:color="000000" w:sz="4" w:space="0"/>
+        <w:left w:val="single" w:color="000000" w:sz="4" w:space="0"/>
+        <w:bottom w:val="single" w:color="000000" w:sz="4" w:space="0"/>
+        <w:right w:val="single" w:color="000000" w:sz="4" w:space="0"/>
+      </w:pgBorders>
     </w:sectPr>
   </w:body>
 </w:document>

--- a/src/Parchment.Tests/Markdown/Renderers/ListBlockRendererTests.UpperRomanListUsesUpperRomanFormat.verified.docx
+++ b/src/Parchment.Tests/Markdown/Renderers/ListBlockRendererTests.UpperRomanListUsesUpperRomanFormat.verified.docx
@@ -9,6 +9,7 @@
           <w:ilvl w:val="0"/>
           <w:numId w:val="1"/>
         </w:numPr>
+        <w:contextualSpacing/>
       </w:pPr>
       <w:r>
         <w:t xml:space="preserve">first</w:t>
@@ -21,6 +22,7 @@
           <w:ilvl w:val="0"/>
           <w:numId w:val="1"/>
         </w:numPr>
+        <w:contextualSpacing/>
       </w:pPr>
       <w:r>
         <w:t xml:space="preserve">second</w:t>

--- a/src/Parchment.Tests/Markdown/Renderers/ListBlockRendererTests.UpperRomanListUsesUpperRomanFormat.verified.docx
+++ b/src/Parchment.Tests/Markdown/Renderers/ListBlockRendererTests.UpperRomanListUsesUpperRomanFormat.verified.docx
@@ -51,7 +51,7 @@
       <p2:lvlText p2:val="%1."/>
       <p2:lvlJc p2:val="left"/>
       <p2:pPr>
-        <p2:ind p2:left="720" p2:hanging="360"/>
+        <p2:ind p2:left="480" p2:hanging="240"/>
       </p2:pPr>
     </p2:lvl>
     <p2:lvl p2:ilvl="1">
@@ -60,7 +60,7 @@
       <p2:lvlText p2:val="%2."/>
       <p2:lvlJc p2:val="left"/>
       <p2:pPr>
-        <p2:ind p2:left="1080" p2:hanging="360"/>
+        <p2:ind p2:left="960" p2:hanging="240"/>
       </p2:pPr>
     </p2:lvl>
     <p2:lvl p2:ilvl="2">
@@ -69,7 +69,7 @@
       <p2:lvlText p2:val="%3."/>
       <p2:lvlJc p2:val="left"/>
       <p2:pPr>
-        <p2:ind p2:left="1440" p2:hanging="360"/>
+        <p2:ind p2:left="1440" p2:hanging="240"/>
       </p2:pPr>
     </p2:lvl>
   </abstractNum>
